--- a/UID/Lab03.docx
+++ b/UID/Lab03.docx
@@ -424,52 +424,6 @@
           </w:p>
         </w:tc>
       </w:tr>
-      <w:tr>
-        <w:tc>
-          <w:tcPr>
-            <w:tcW w:w="4672" w:type="dxa"/>
-          </w:tcPr>
-          <w:p>
-            <w:pPr>
-              <w:rPr>
-                <w:rFonts w:ascii="Times New Roman" w:hAnsi="Times New Roman" w:cs="Times New Roman"/>
-                <w:sz w:val="28"/>
-                <w:szCs w:val="28"/>
-              </w:rPr>
-            </w:pPr>
-            <w:r>
-              <w:rPr>
-                <w:rFonts w:ascii="Times New Roman" w:hAnsi="Times New Roman" w:cs="Times New Roman"/>
-                <w:sz w:val="28"/>
-                <w:szCs w:val="28"/>
-              </w:rPr>
-              <w:t>Генератор списка покупок</w:t>
-            </w:r>
-          </w:p>
-        </w:tc>
-        <w:tc>
-          <w:tcPr>
-            <w:tcW w:w="4673" w:type="dxa"/>
-          </w:tcPr>
-          <w:p>
-            <w:pPr>
-              <w:rPr>
-                <w:rFonts w:ascii="Times New Roman" w:hAnsi="Times New Roman" w:cs="Times New Roman"/>
-                <w:sz w:val="28"/>
-                <w:szCs w:val="28"/>
-              </w:rPr>
-            </w:pPr>
-            <w:r>
-              <w:rPr>
-                <w:rFonts w:ascii="Times New Roman" w:hAnsi="Times New Roman" w:cs="Times New Roman"/>
-                <w:sz w:val="28"/>
-                <w:szCs w:val="28"/>
-              </w:rPr>
-              <w:t>Автоматическое формирование списка ингредиентов для выбранных рецептов.</w:t>
-            </w:r>
-          </w:p>
-        </w:tc>
-      </w:tr>
     </w:tbl>
     <w:p>
       <w:pPr>
@@ -992,7 +946,6 @@
                 <w:szCs w:val="28"/>
                 <w:lang w:val="ru-BY"/>
               </w:rPr>
-              <w:lastRenderedPageBreak/>
               <w:t>Доход</w:t>
             </w:r>
           </w:p>
@@ -1043,6 +996,7 @@
                 <w:szCs w:val="28"/>
                 <w:lang w:val="ru-BY"/>
               </w:rPr>
+              <w:lastRenderedPageBreak/>
               <w:t xml:space="preserve">Семейное положение </w:t>
             </w:r>
           </w:p>
@@ -1726,7 +1680,6 @@
           <w:szCs w:val="28"/>
           <w:lang w:val="ru-BY"/>
         </w:rPr>
-        <w:lastRenderedPageBreak/>
         <w:t>Возможность сохранять "любимые" рецепты</w:t>
       </w:r>
     </w:p>
@@ -1804,6 +1757,7 @@
           <w:szCs w:val="28"/>
           <w:lang w:val="ru-BY"/>
         </w:rPr>
+        <w:lastRenderedPageBreak/>
         <w:t>Возраст: 30-45 лет</w:t>
       </w:r>
     </w:p>
@@ -2475,7 +2429,6 @@
           <w:szCs w:val="28"/>
           <w:lang w:val="ru-BY"/>
         </w:rPr>
-        <w:lastRenderedPageBreak/>
         <w:t>Контроль КБЖУ (калории, белки, жиры, углеводы)</w:t>
       </w:r>
     </w:p>
@@ -2557,6 +2510,7 @@
           <w:szCs w:val="28"/>
           <w:lang w:val="ru-BY"/>
         </w:rPr>
+        <w:lastRenderedPageBreak/>
         <w:t>Точный расчет нутриентов</w:t>
       </w:r>
     </w:p>
@@ -3049,7 +3003,6 @@
           <w:szCs w:val="28"/>
           <w:lang w:val="ru-BY"/>
         </w:rPr>
-        <w:lastRenderedPageBreak/>
         <w:t xml:space="preserve">«Как </w:t>
       </w:r>
       <w:proofErr w:type="spellStart"/>
@@ -3093,6 +3046,7 @@
           <w:szCs w:val="28"/>
           <w:lang w:val="ru-BY"/>
         </w:rPr>
+        <w:lastRenderedPageBreak/>
         <w:t xml:space="preserve">«Как </w:t>
       </w:r>
       <w:proofErr w:type="spellStart"/>
@@ -3905,7 +3859,6 @@
                 <w:szCs w:val="28"/>
                 <w:lang w:val="ru-BY"/>
               </w:rPr>
-              <w:lastRenderedPageBreak/>
               <w:t>Компонент</w:t>
             </w:r>
           </w:p>
@@ -4028,6 +3981,7 @@
                 <w:szCs w:val="28"/>
                 <w:lang w:val="ru-BY"/>
               </w:rPr>
+              <w:lastRenderedPageBreak/>
               <w:t>Участники</w:t>
             </w:r>
           </w:p>
@@ -4944,29 +4898,29 @@
           <w:szCs w:val="28"/>
           <w:lang w:val="ru-BY"/>
         </w:rPr>
+        <w:t>Персонаж: Занятая мама (Ольга, 40 лет)</w:t>
+      </w:r>
+    </w:p>
+    <w:p>
+      <w:pPr>
+        <w:rPr>
+          <w:rFonts w:ascii="Times New Roman" w:hAnsi="Times New Roman" w:cs="Times New Roman"/>
+          <w:sz w:val="28"/>
+          <w:szCs w:val="28"/>
+          <w:lang w:val="ru-BY"/>
+        </w:rPr>
+      </w:pPr>
+      <w:proofErr w:type="spellStart"/>
+      <w:r>
+        <w:rPr>
+          <w:rFonts w:ascii="Times New Roman" w:hAnsi="Times New Roman" w:cs="Times New Roman"/>
+          <w:b/>
+          <w:bCs/>
+          <w:sz w:val="28"/>
+          <w:szCs w:val="28"/>
+          <w:lang w:val="ru-BY"/>
+        </w:rPr>
         <w:lastRenderedPageBreak/>
-        <w:t>Персонаж: Занятая мама (Ольга, 40 лет)</w:t>
-      </w:r>
-    </w:p>
-    <w:p>
-      <w:pPr>
-        <w:rPr>
-          <w:rFonts w:ascii="Times New Roman" w:hAnsi="Times New Roman" w:cs="Times New Roman"/>
-          <w:sz w:val="28"/>
-          <w:szCs w:val="28"/>
-          <w:lang w:val="ru-BY"/>
-        </w:rPr>
-      </w:pPr>
-      <w:proofErr w:type="spellStart"/>
-      <w:r>
-        <w:rPr>
-          <w:rFonts w:ascii="Times New Roman" w:hAnsi="Times New Roman" w:cs="Times New Roman"/>
-          <w:b/>
-          <w:bCs/>
-          <w:sz w:val="28"/>
-          <w:szCs w:val="28"/>
-          <w:lang w:val="ru-BY"/>
-        </w:rPr>
         <w:t>Job</w:t>
       </w:r>
       <w:proofErr w:type="spellEnd"/>
@@ -5826,9 +5780,18 @@
           <w:szCs w:val="28"/>
           <w:lang w:val="ru-BY"/>
         </w:rPr>
+        <w:br/>
+        <w:t xml:space="preserve">Максим, ориентирован на здоровье и индивидуализацию питания. Он </w:t>
+      </w:r>
+      <w:r>
+        <w:rPr>
+          <w:rFonts w:ascii="Times New Roman" w:hAnsi="Times New Roman" w:cs="Times New Roman"/>
+          <w:sz w:val="28"/>
+          <w:szCs w:val="28"/>
+          <w:lang w:val="ru-BY"/>
+        </w:rPr>
         <w:lastRenderedPageBreak/>
-        <w:br/>
-        <w:t>Максим, ориентирован на здоровье и индивидуализацию питания. Он нуждается в возможности фильтровать рецепты по показателям БЖУ для соблюдения диеты, находить блюда, подходящие под ограничения окружающих, например, без глютена, и сохранять модифицированные рецепты, чтобы контролировать свои изменения и поддерживать результативность плана питания.</w:t>
+        <w:t>нуждается в возможности фильтровать рецепты по показателям БЖУ для соблюдения диеты, находить блюда, подходящие под ограничения окружающих, например, без глютена, и сохранять модифицированные рецепты, чтобы контролировать свои изменения и поддерживать результативность плана питания.</w:t>
       </w:r>
       <w:r>
         <w:rPr>
@@ -8608,6 +8571,7 @@
   <w:style w:type="character" w:default="1" w:styleId="a0">
     <w:name w:val="Default Paragraph Font"/>
     <w:uiPriority w:val="1"/>
+    <w:semiHidden/>
     <w:unhideWhenUsed/>
   </w:style>
   <w:style w:type="table" w:default="1" w:styleId="a1">
